--- a/storage/templates/normalized-docx/BM-203/BM-203_normalized.docx
+++ b/storage/templates/normalized-docx/BM-203/BM-203_normalized.docx
@@ -939,7 +939,7 @@
           <w:rFonts w:cs="Times New Roman" w:ascii="Times New Roman" w:hAnsi="Times New Roman"/>
           <w:szCs w:val="28"/>
         </w:rPr>
-        <w:t>{{document.field}}</w:t>
+        <w:t>{{document.fullDocumentCode}}</w:t>
       </w:r>
       <w:r>
         <w:rPr>
@@ -1001,7 +1001,7 @@
         <w:rPr>
           <w:rFonts w:cs="Times New Roman" w:ascii="Times New Roman" w:hAnsi="Times New Roman"/>
         </w:rPr>
-        <w:t>{{recipients.field}}</w:t>
+        <w:t>{{recipients.personLine6}}</w:t>
       </w:r>
     </w:p>
     <w:p>
@@ -1017,7 +1017,7 @@
         <w:rPr>
           <w:rFonts w:cs="Times New Roman" w:ascii="Times New Roman" w:hAnsi="Times New Roman"/>
         </w:rPr>
-        <w:t>{{recipients.field}}</w:t>
+        <w:t>{{recipients.personLine7}}</w:t>
       </w:r>
       <w:r>
         <w:rPr>
@@ -1029,9 +1029,9 @@
         <w:rPr>
           <w:rFonts w:cs="Times New Roman" w:ascii="Times New Roman" w:hAnsi="Times New Roman"/>
         </w:rPr>
-        <w:t>{{recipients.field}}</w:t>
+        <w:t>{{recipients.personLine8}}</w:t>
         <w:tab/>
-        <w:t>{{recipients.field}}</w:t>
+        <w:t>{{recipients.personLine9}}</w:t>
       </w:r>
     </w:p>
     <w:p>
@@ -1047,9 +1047,9 @@
         <w:rPr>
           <w:rFonts w:cs="Times New Roman" w:ascii="Times New Roman" w:hAnsi="Times New Roman"/>
         </w:rPr>
-        <w:t>{{recipients.field}}</w:t>
+        <w:t>{{recipients.personLine10}}</w:t>
         <w:tab/>
-        <w:t>{{recipients.field}}</w:t>
+        <w:t>{{recipients.personLine11}}</w:t>
       </w:r>
     </w:p>
     <w:p>
@@ -1065,7 +1065,7 @@
         <w:rPr>
           <w:rFonts w:cs="Times New Roman" w:ascii="Times New Roman" w:hAnsi="Times New Roman"/>
         </w:rPr>
-        <w:t>{{recipients.field}}</w:t>
+        <w:t>{{recipients.personLine12}}</w:t>
       </w:r>
     </w:p>
     <w:p>
@@ -1081,7 +1081,7 @@
         <w:rPr>
           <w:rFonts w:cs="Times New Roman" w:ascii="Times New Roman" w:hAnsi="Times New Roman"/>
         </w:rPr>
-        <w:t>{{recipients.field}}</w:t>
+        <w:t>{{recipients.personLine13}}</w:t>
       </w:r>
     </w:p>
     <w:p>
@@ -1097,7 +1097,7 @@
         <w:rPr>
           <w:rFonts w:cs="Times New Roman" w:ascii="Times New Roman" w:hAnsi="Times New Roman"/>
         </w:rPr>
-        <w:t>{{recipients.field}}</w:t>
+        <w:t>{{recipients.personLine14}}</w:t>
       </w:r>
       <w:r>
         <w:rPr>
@@ -1109,7 +1109,7 @@
         <w:rPr>
           <w:rFonts w:cs="Times New Roman" w:ascii="Times New Roman" w:hAnsi="Times New Roman"/>
         </w:rPr>
-        <w:t>{{recipients.field}}</w:t>
+        <w:t>{{case.caseNumber}}</w:t>
       </w:r>
       <w:r>
         <w:rPr>
@@ -1121,7 +1121,7 @@
         <w:rPr>
           <w:rFonts w:cs="Times New Roman" w:ascii="Times New Roman" w:hAnsi="Times New Roman"/>
         </w:rPr>
-        <w:t>{{recipients.field}}</w:t>
+        <w:t>{{case.caseNumber2}}</w:t>
       </w:r>
     </w:p>
     <w:p>
@@ -1161,7 +1161,7 @@
         <w:rPr>
           <w:rFonts w:cs="Times New Roman" w:ascii="Times New Roman" w:hAnsi="Times New Roman"/>
         </w:rPr>
-        <w:t>{{document.field}}</w:t>
+        <w:t>{{document.issueDate}}</w:t>
       </w:r>
     </w:p>
     <w:p>
@@ -1189,7 +1189,7 @@
         <w:rPr>
           <w:rFonts w:cs="Times New Roman" w:ascii="Times New Roman" w:hAnsi="Times New Roman"/>
         </w:rPr>
-        <w:t>{{recipients.field}}</w:t>
+        <w:t>{{recipients.personLine15}}</w:t>
       </w:r>
     </w:p>
     <w:p>
@@ -1215,7 +1215,7 @@
         <w:rPr>
           <w:rFonts w:cs="Times New Roman" w:ascii="Times New Roman" w:hAnsi="Times New Roman"/>
         </w:rPr>
-        <w:t>{{recipients.field}}</w:t>
+        <w:t>{{recipients.personLine15}}</w:t>
       </w:r>
     </w:p>
     <w:p>
@@ -1259,7 +1259,7 @@
         <w:rPr>
           <w:rFonts w:cs="Times New Roman" w:ascii="Times New Roman" w:hAnsi="Times New Roman"/>
         </w:rPr>
-        <w:t>{{document.field}}</w:t>
+        <w:t>{{document.issuePlace}}</w:t>
       </w:r>
       <w:r>
         <w:rPr>
@@ -1267,7 +1267,7 @@
           <w:spacing w:val="-4"/>
           <w:szCs w:val="28"/>
         </w:rPr>
-        <w:t>{{document.field}}</w:t>
+        <w:t>{{recipients.personLine2}}</w:t>
       </w:r>
     </w:p>
     <w:p>
@@ -1294,7 +1294,7 @@
         <w:rPr>
           <w:rFonts w:cs="Times New Roman" w:ascii="Times New Roman" w:hAnsi="Times New Roman"/>
         </w:rPr>
-        <w:t>{{recipients.field}}</w:t>
+        <w:t>{{recipients.personLine15}}</w:t>
       </w:r>
       <w:r>
         <w:rPr>
@@ -1320,7 +1320,7 @@
         <w:rPr>
           <w:rFonts w:cs="Times New Roman" w:ascii="Times New Roman" w:hAnsi="Times New Roman"/>
         </w:rPr>
-        <w:t xml:space="preserve">{{document.field}}</w:t>
+        <w:t xml:space="preserve">{{recipients.personLine3}}</w:t>
       </w:r>
     </w:p>
     <w:p>
@@ -1360,7 +1360,7 @@
         <w:rPr>
           <w:rFonts w:cs="Times New Roman" w:ascii="Times New Roman" w:hAnsi="Times New Roman"/>
         </w:rPr>
-        <w:t>{{recipients.field}}</w:t>
+        <w:t>{{recipients.personLine15}}</w:t>
       </w:r>
     </w:p>
     <w:p>
@@ -1417,14 +1417,14 @@
         <w:rPr>
           <w:rFonts w:cs="Times New Roman" w:ascii="Times New Roman" w:hAnsi="Times New Roman"/>
         </w:rPr>
-        <w:t>{{document.field}}</w:t>
-      </w:r>
-      <w:r>
-        <w:rPr>
-          <w:rFonts w:cs="Times New Roman" w:ascii="Times New Roman" w:hAnsi="Times New Roman"/>
-          <w:szCs w:val="28"/>
-        </w:rPr>
-        <w:t>{{document.field}}</w:t>
+        <w:t>{{recipients.personLine4}}</w:t>
+      </w:r>
+      <w:r>
+        <w:rPr>
+          <w:rFonts w:cs="Times New Roman" w:ascii="Times New Roman" w:hAnsi="Times New Roman"/>
+          <w:szCs w:val="28"/>
+        </w:rPr>
+        <w:t>{{recipients.personLine5}}</w:t>
       </w:r>
     </w:p>
     <w:p>
